--- a/ru/wisdom-stories/for-those-who-have-reached-sixty.docx
+++ b/ru/wisdom-stories/for-those-who-have-reached-sixty.docx
@@ -4,301 +4,142 @@
   <w:body>
     <w:p>
       <w:pPr>
-        <w:spacing w:before="0" w:after="60"/>
-        <w:jc w:val="left"/>
+        <w:pStyle w:val="Title"/>
       </w:pPr>
       <w:r>
-        <w:rPr>
-          <w:rFonts w:ascii="Arial" w:hAnsi="Arial" w:eastAsia="Arial"/>
-          <w:i w:val="0"/>
-          <w:color w:val="000000"/>
-          <w:sz w:val="52"/>
-        </w:rPr>
         <w:t>Тем, кому исполнилось шестьдесят…</w:t>
       </w:r>
     </w:p>
     <w:p>
-      <w:pPr>
-        <w:jc w:val="left"/>
-      </w:pPr>
+      <w:pPr/>
       <w:r>
-        <w:rPr>
-          <w:rFonts w:ascii="Arial" w:hAnsi="Arial" w:eastAsia="Arial"/>
-          <w:i w:val="0"/>
-          <w:color w:val="000000"/>
-          <w:sz w:val="22"/>
-        </w:rPr>
-        <w:t>Пришло время использовать накопленные вами деньги. Используйте их и наслаждайтесь ими. Тем, кто не осознает, на какие жертвы вы пошли, чтобы их получить, не стоит их копить. Сейчас идеальное время, чтобы наслаждаться покоем.</w:t>
+        <w:t>Пришла пора воспользоваться сбережениями, которые вы накопили. Позвольте себе радоваться жизни. Не стоит во всём себе отказывать ради тех, кто не понимает, каких трудов стоили вам эти деньги. Теперь можно пожить спокойно.</w:t>
+      </w:r>
+    </w:p>
+    <w:p>
+      <w:pPr/>
+      <w:r>
+        <w:t>Не беспокойтесь о финансовом положении ваших детей и внуков и не расстраивайтесь из-за того, что потратили деньги на себя. Вы заботились о них годами, научили их всему, чему могли. Вы дали им образование, еду, жилье и поддержку. Теперь их обязанность — зарабатывать собственные деньги. Пусть они сами найдут свой путь.</w:t>
+      </w:r>
+    </w:p>
+    <w:p>
+      <w:pPr/>
+      <w:r>
+        <w:t>Теперь ведите здоровый образ жизни без чрезмерных физических нагрузок. Умеренно занимайтесь спортом, гуляйте каждый день, хорошо питайтесь и хорошо высыпайтесь.</w:t>
+      </w:r>
+    </w:p>
+    <w:p>
+      <w:pPr/>
+      <w:r>
+        <w:t>В этом возрасте легко заболеть и трудно оставаться здоровым. Поэтому следите за собой, уделяйте внимание своему здоровью и физическому состоянию. Обращайтесь к врачу; проходите обследования, даже если чувствуете себя хорошо.</w:t>
+      </w:r>
+    </w:p>
+    <w:p>
+      <w:pPr/>
+      <w:r>
+        <w:t>Не переживайте из-за мелочей. Вы уже многое преодолели в своей жизни. У вас были и хорошие, и плохие воспоминания. Не позволяйте прошлому сдерживать вас, а будущему пугать. Чувствуйте себя хорошо сейчас. Мелкие неприятности скоро забудутся.</w:t>
+      </w:r>
+    </w:p>
+    <w:p>
+      <w:pPr/>
+      <w:r>
+        <w:t>В любом возрасте живите с любовью: к спутнику жизни, семье и самому миру. Пока сохраняются ясность мысли и отзывчивость сердца, душа остаётся молодой.</w:t>
+      </w:r>
+    </w:p>
+    <w:p>
+      <w:pPr/>
+      <w:r>
+        <w:t>Не переставайте ходить к парикмахеру, ухаживайте за ногтями, посещайте дерматолога и стоматолога, пользуйтесь духами и кремами. Когда вы ухожены снаружи, это чувство проникает и внутрь вас, вы чувствуете гордость и силу.</w:t>
+      </w:r>
+    </w:p>
+    <w:p>
+      <w:pPr/>
+      <w:r>
+        <w:t>Не забывайте о модных тенденциях, соответствующих вашему возрасту, но сохраняйте свой собственный стиль. Читайте книги, листайте газеты, смотрите новости. Заходите в интернет, узнавайте, что думают другие. Убедитесь, что у вас есть активный почтовый ящик и пользуйтесь хотя бы несколькими социальными сетями.</w:t>
+      </w:r>
+    </w:p>
+    <w:p>
+      <w:pPr/>
+      <w:r>
+        <w:t>Уважайте молодых и их взгляды. Они не обязаны во всём соглашаться с вами: им самим предстоит строить своё будущее. Вместо упрёков делитесь опытом и показывайте, чем мудрость прошлого может быть полезна сегодня.</w:t>
+      </w:r>
+    </w:p>
+    <w:p>
+      <w:pPr/>
+      <w:r>
+        <w:t>Никогда не используйте фразу «в наше время…». Сейчас ваше время. Будьте частью этого времени, пока живёте.</w:t>
+      </w:r>
+    </w:p>
+    <w:p>
+      <w:pPr/>
+      <w:r>
+        <w:t>Старайтесь держаться подальше от негативных людей и проводите время только с теми, кто дарит вам хорошее настроение и позитивную энергию.</w:t>
+      </w:r>
+    </w:p>
+    <w:p>
+      <w:pPr/>
+      <w:r>
+        <w:t>Не отказывайтесь от своих хобби. Вы можете путешествовать, гулять, готовить, читать, танцевать. Если хотите, можете завести кошку или собаку.</w:t>
+      </w:r>
+    </w:p>
+    <w:p>
+      <w:pPr/>
+      <w:r>
+        <w:t>Выходите из дома, встречайтесь с людьми, которых давно не видели, переживайте что-то новое или заново открывайте для себя старое. Главное – время от времени выходить из дома. Ходите в музеи, гуляйте в парке.</w:t>
+      </w:r>
+    </w:p>
+    <w:p>
+      <w:pPr/>
+      <w:r>
+        <w:t>Старайтесь всегда быть вежливыми, не жалуйтесь и не критикуйте без необходимости. Если кто-то разбил вам сердце, простите его. Извинитесь перед теми, кому вы разбили сердце.</w:t>
+      </w:r>
+    </w:p>
+    <w:p>
+      <w:pPr/>
+      <w:r>
+        <w:t>Не носите в себе старую боль. Затаённая обида похожа на яд, который человек пьёт сам, надеясь отравить другого. Постарайтесь простить, отпустить прошлое и жить дальше.</w:t>
       </w:r>
     </w:p>
     <w:p>
       <w:pPr>
-        <w:jc w:val="left"/>
+        <w:keepNext/>
+        <w:spacing w:after="80"/>
       </w:pPr>
       <w:r>
-        <w:rPr>
-          <w:rFonts w:ascii="Arial" w:hAnsi="Arial" w:eastAsia="Arial"/>
-          <w:i w:val="0"/>
-          <w:color w:val="000000"/>
-          <w:sz w:val="22"/>
-        </w:rPr>
-        <w:t>Не беспокойтесь о финансовом положении ваших детей и внуков и не расстраивайтесь из-за того, что потратили деньги на себя. Вы заботились о них годами, научили их всему, чему могли. Вы дали им образование, еду, жилье и поддержку. Теперь их обязанность — зарабатывать собственные деньги. Пусть они сами найдут свой путь.</w:t>
-      </w:r>
-    </w:p>
-    <w:p>
-      <w:pPr>
-        <w:jc w:val="left"/>
-      </w:pPr>
-      <w:r>
-        <w:rPr>
-          <w:rFonts w:ascii="Arial" w:hAnsi="Arial" w:eastAsia="Arial"/>
-          <w:i w:val="0"/>
-          <w:color w:val="000000"/>
-          <w:sz w:val="22"/>
-        </w:rPr>
-        <w:t>Теперь ведите здоровый образ жизни без чрезмерных физических нагрузок. Умеренно занимайтесь спортом, гуляйте каждый день, хорошо питайтесь и хорошо высыпайтесь.</w:t>
-      </w:r>
-    </w:p>
-    <w:p>
-      <w:pPr>
-        <w:jc w:val="left"/>
-      </w:pPr>
-      <w:r>
-        <w:rPr>
-          <w:rFonts w:ascii="Arial" w:hAnsi="Arial" w:eastAsia="Arial"/>
-          <w:i w:val="0"/>
-          <w:color w:val="000000"/>
-          <w:sz w:val="22"/>
-        </w:rPr>
-        <w:t>В этом возрасте легко заболеть и трудно оставаться здоровым. Поэтому следите за собой, уделяйте внимание своему здоровью и физическому состоянию. Обращайтесь к врачу; проходите обследования, даже если чувствуете себя хорошо.</w:t>
-      </w:r>
-    </w:p>
-    <w:p>
-      <w:pPr>
-        <w:jc w:val="left"/>
-      </w:pPr>
-      <w:r>
-        <w:rPr>
-          <w:rFonts w:ascii="Arial" w:hAnsi="Arial" w:eastAsia="Arial"/>
-          <w:i w:val="0"/>
-          <w:color w:val="000000"/>
-          <w:sz w:val="22"/>
-        </w:rPr>
-        <w:t>Не переживайте из-за мелочей. Вы уже многое преодолели в своей жизни. У вас были и хорошие, и плохие воспоминания. Не позволяйте прошлому сдерживать вас, а будущему пугать. Чувствуйте себя хорошо сейчас. Мелкие неприятности скоро забудутся.</w:t>
-      </w:r>
-    </w:p>
-    <w:p>
-      <w:pPr>
-        <w:jc w:val="left"/>
-      </w:pPr>
-      <w:r>
-        <w:rPr>
-          <w:rFonts w:ascii="Arial" w:hAnsi="Arial" w:eastAsia="Arial"/>
-          <w:i w:val="0"/>
-          <w:color w:val="000000"/>
-          <w:sz w:val="22"/>
-        </w:rPr>
-        <w:t>Независимо от возраста, всегда живите любовью. Любите своего партнера, любите жизнь, любите свою семью и помните: пока ваш разум и сострадание в порядке, вы не стары.</w:t>
-      </w:r>
-    </w:p>
-    <w:p>
-      <w:pPr>
-        <w:jc w:val="left"/>
-      </w:pPr>
-      <w:r>
-        <w:rPr>
-          <w:rFonts w:ascii="Arial" w:hAnsi="Arial" w:eastAsia="Arial"/>
-          <w:i w:val="0"/>
-          <w:color w:val="000000"/>
-          <w:sz w:val="22"/>
-        </w:rPr>
-        <w:t>Не переставайте ходить к парикмахеру, ухаживайте за ногтями, посещайте дерматолога и стоматолога, пользуйтесь духами и кремами. Когда вы ухожены снаружи, это чувство проникает и внутрь вас, вы чувствуете гордость и силу.</w:t>
-      </w:r>
-    </w:p>
-    <w:p>
-      <w:pPr>
-        <w:jc w:val="left"/>
-      </w:pPr>
-      <w:r>
-        <w:rPr>
-          <w:rFonts w:ascii="Arial" w:hAnsi="Arial" w:eastAsia="Arial"/>
-          <w:i w:val="0"/>
-          <w:color w:val="000000"/>
-          <w:sz w:val="22"/>
-        </w:rPr>
-        <w:t>Не забывайте о модных тенденциях, соответствующих вашему возрасту, но сохраняйте свой собственный стиль. Читайте книги, листайте газеты, смотрите новости. Заходите в интернет, узнавайте, что думают другие. Убедитесь, что у вас есть активный почтовый ящик и пользуйтесь хотя бы несколькими социальными сетями.</w:t>
-      </w:r>
-    </w:p>
-    <w:p>
-      <w:pPr>
-        <w:jc w:val="left"/>
-      </w:pPr>
-      <w:r>
-        <w:rPr>
-          <w:rFonts w:ascii="Arial" w:hAnsi="Arial" w:eastAsia="Arial"/>
-          <w:i w:val="0"/>
-          <w:color w:val="000000"/>
-          <w:sz w:val="22"/>
-        </w:rPr>
-        <w:t>Уважайте молодое поколение и их мнение. Они могут с вами не соглашаться, но будущее принадлежит им, и они направят свою жизнь в нужное им русло. Не критикуйте, давайте советы и старайтесь напоминать им, что мудрость вчерашнего дня актуальна и сегодня.</w:t>
-      </w:r>
-    </w:p>
-    <w:p>
-      <w:pPr>
-        <w:jc w:val="left"/>
-      </w:pPr>
-      <w:r>
-        <w:rPr>
-          <w:rFonts w:ascii="Arial" w:hAnsi="Arial" w:eastAsia="Arial"/>
-          <w:i w:val="0"/>
-          <w:color w:val="000000"/>
-          <w:sz w:val="22"/>
-        </w:rPr>
-        <w:t>Никогда не используйте фразу «в наше время…». Сейчас ваше время. Будьте частью этого времени, пока живёте.</w:t>
-      </w:r>
-    </w:p>
-    <w:p>
-      <w:pPr>
-        <w:jc w:val="left"/>
-      </w:pPr>
-      <w:r>
-        <w:rPr>
-          <w:rFonts w:ascii="Arial" w:hAnsi="Arial" w:eastAsia="Arial"/>
-          <w:i w:val="0"/>
-          <w:color w:val="000000"/>
-          <w:sz w:val="22"/>
-        </w:rPr>
-        <w:t>Старайтесь держаться подальше от негативных людей и проводите время только с теми, кто дарит вам хорошее настроение и позитивную энергию.</w:t>
-      </w:r>
-    </w:p>
-    <w:p>
-      <w:pPr>
-        <w:jc w:val="left"/>
-      </w:pPr>
-      <w:r>
-        <w:rPr>
-          <w:rFonts w:ascii="Arial" w:hAnsi="Arial" w:eastAsia="Arial"/>
-          <w:i w:val="0"/>
-          <w:color w:val="000000"/>
-          <w:sz w:val="22"/>
-        </w:rPr>
-        <w:t>Не отказывайтесь от своих хобби. Вы можете путешествовать, гулять, готовить, читать, танцевать. Если хотите, можете завести кошку или собаку.</w:t>
-      </w:r>
-    </w:p>
-    <w:p>
-      <w:pPr>
-        <w:jc w:val="left"/>
-      </w:pPr>
-      <w:r>
-        <w:rPr>
-          <w:rFonts w:ascii="Arial" w:hAnsi="Arial" w:eastAsia="Arial"/>
-          <w:i w:val="0"/>
-          <w:color w:val="000000"/>
-          <w:sz w:val="22"/>
-        </w:rPr>
-        <w:t>Выходите из дома, встречайтесь с людьми, которых давно не видели, переживайте что-то новое или заново открывайте для себя старое. Главное – время от времени выходить из дома. Ходите в музеи, гуляйте в парке.</w:t>
-      </w:r>
-    </w:p>
-    <w:p>
-      <w:pPr>
-        <w:jc w:val="left"/>
-      </w:pPr>
-      <w:r>
-        <w:rPr>
-          <w:rFonts w:ascii="Arial" w:hAnsi="Arial" w:eastAsia="Arial"/>
-          <w:i w:val="0"/>
-          <w:color w:val="000000"/>
-          <w:sz w:val="22"/>
-        </w:rPr>
-        <w:t>Старайтесь всегда быть вежливыми, не жалуйтесь и не критикуйте без необходимости. Если кто-то разбил вам сердце, простите его. Извинитесь перед теми, кому вы разбили сердце.</w:t>
-      </w:r>
-    </w:p>
-    <w:p>
-      <w:pPr>
-        <w:jc w:val="left"/>
-      </w:pPr>
-      <w:r>
-        <w:rPr>
-          <w:rFonts w:ascii="Arial" w:hAnsi="Arial" w:eastAsia="Arial"/>
-          <w:i w:val="0"/>
-          <w:color w:val="000000"/>
-          <w:sz w:val="22"/>
-        </w:rPr>
-        <w:t>Не носите свою боль с собой. Она только причинит вам боль. Неважно, кто прав. Говорят, что затаить обиду — это как отравить себя и ждать, пока умрет кто-то другой. Никогда не принимайте этот яд. Простите, забудьте и двигайтесь дальше.</w:t>
-      </w:r>
-    </w:p>
-    <w:p>
-      <w:pPr>
-        <w:jc w:val="left"/>
-      </w:pPr>
-      <w:r>
-        <w:rPr>
-          <w:rFonts w:ascii="Arial" w:hAnsi="Arial" w:eastAsia="Arial"/>
-          <w:i w:val="0"/>
-          <w:color w:val="000000"/>
-          <w:sz w:val="22"/>
-        </w:rPr>
         <w:t>Смейтесь, будьте счастливы. Наслаждайтесь мирной жизнью в этом возрасте... Будьте счастливы!</w:t>
       </w:r>
     </w:p>
     <w:p>
       <w:pPr>
-        <w:pStyle w:val="Moral"/>
         <w:keepNext/>
         <w:keepLines/>
-        <w:widowControl/>
-        <w:spacing w:before="240" w:after="180" w:line="283" w:lineRule="auto"/>
-        <w:ind w:left="240" w:right="240"/>
-        <w:jc w:val="left"/>
-        <w:pBdr>
-          <w:top w:val="single" w:sz="8" w:space="7" w:color="E8D59A"/>
-          <w:left w:val="single" w:sz="32" w:space="11" w:color="C6A23A"/>
-          <w:bottom w:val="single" w:sz="8" w:space="7" w:color="E8D59A"/>
-          <w:right w:val="single" w:sz="8" w:space="11" w:color="E8D59A"/>
-        </w:pBdr>
-        <w:shd w:val="clear" w:color="auto" w:fill="FFF8E1"/>
+        <w:spacing w:before="160"/>
       </w:pPr>
       <w:r>
         <w:rPr>
-          <w:rFonts w:ascii="Arial" w:hAnsi="Arial" w:eastAsia="Arial" w:cs="Arial"/>
           <w:b/>
-          <w:i w:val="0"/>
-          <w:color w:val="9A7417"/>
-          <w:sz w:val="22"/>
         </w:rPr>
-        <w:t>Мораль: Эпоха самопожертвования однажды закончится; осенью вашей жизни дайте себе право жить. Счастливый человек дарит счастье окружающим.</w:t>
+        <w:t>Мораль:</w:t>
       </w:r>
       <w:r>
-        <w:rPr>
-          <w:rFonts w:ascii="Arial" w:hAnsi="Arial" w:eastAsia="Arial" w:cs="Arial"/>
-          <w:b w:val="0"/>
-          <w:i w:val="0"/>
-          <w:color w:val="3F3826"/>
-          <w:sz w:val="22"/>
-        </w:rPr>
+        <w:t xml:space="preserve"> Осень жизни — тоже время для радости. Позвольте себе жить, а не только жертвовать собой ради других. Счастливому человеку легче делиться счастьем.</w:t>
       </w:r>
     </w:p>
     <w:p>
       <w:pPr>
-        <w:keepLines/>
-        <w:widowControl/>
-        <w:spacing w:before="60" w:after="0" w:line="240" w:lineRule="auto"/>
-        <w:jc w:val="right"/>
+        <w:spacing w:after="80"/>
       </w:pPr>
       <w:r>
         <w:rPr>
-          <w:rFonts w:ascii="Arial" w:hAnsi="Arial" w:eastAsia="Arial" w:cs="Arial"/>
-          <w:b w:val="0"/>
           <w:i/>
-          <w:color w:val="8A7950"/>
-          <w:sz w:val="17"/>
+          <w:sz w:val="18"/>
         </w:rPr>
         <w:t>«История взята из открытых источников Интернета.»</w:t>
       </w:r>
     </w:p>
     <w:sectPr>
-      <w:pgSz w:w="12240" w:h="15840"/>
-      <w:pgMar w:top="1440" w:right="1440" w:bottom="1440" w:left="1440" w:header="708" w:footer="708" w:gutter="0"/>
+      <w:pgSz w:w="11909" w:h="16834"/>
+      <w:pgMar w:top="1152" w:right="1224" w:bottom="1152" w:left="1224" w:header="720" w:footer="720" w:gutter="0"/>
       <w:cols w:space="720"/>
       <w:docGrid w:linePitch="360"/>
     </w:sectPr>
@@ -670,12 +511,14 @@
     <w:qFormat/>
     <w:rsid w:val="00FC693F"/>
     <w:pPr>
-      <w:spacing w:before="0" w:after="160" w:line="276" w:lineRule="auto"/>
+      <w:widowControl/>
+      <w:spacing w:after="120" w:line="269" w:lineRule="auto"/>
     </w:pPr>
     <w:rPr>
-      <w:rFonts w:ascii="Arial" w:hAnsi="Arial" w:eastAsia="Arial"/>
+      <w:rFonts w:ascii="Arial" w:hAnsi="Arial"/>
       <w:color w:val="000000"/>
       <w:sz w:val="22"/>
+      <w:lang w:val="ru-RU"/>
     </w:rPr>
   </w:style>
   <w:style w:type="paragraph" w:styleId="Header">
@@ -1019,18 +862,20 @@
     <w:qFormat/>
     <w:rsid w:val="00FC693F"/>
     <w:pPr>
+      <w:keepNext/>
       <w:pBdr>
         <w:bottom w:val="single" w:sz="8" w:space="4" w:color="4F81BD" w:themeColor="accent1"/>
       </w:pBdr>
-      <w:spacing w:after="300" w:line="240" w:lineRule="auto"/>
+      <w:spacing w:after="280" w:line="240" w:lineRule="auto"/>
       <w:contextualSpacing/>
     </w:pPr>
     <w:rPr>
-      <w:rFonts w:asciiTheme="majorHAnsi" w:eastAsiaTheme="majorEastAsia" w:hAnsiTheme="majorHAnsi" w:cstheme="majorBidi"/>
-      <w:color w:val="17365D" w:themeColor="text2" w:themeShade="BF"/>
+      <w:rFonts w:asciiTheme="majorHAnsi" w:eastAsiaTheme="majorEastAsia" w:hAnsiTheme="majorHAnsi" w:cstheme="majorBidi" w:ascii="Arial" w:hAnsi="Arial"/>
+      <w:b/>
+      <w:color w:val="000000"/>
       <w:spacing w:val="5"/>
       <w:kern w:val="28"/>
-      <w:sz w:val="52"/>
+      <w:sz w:val="34"/>
       <w:szCs w:val="52"/>
     </w:rPr>
   </w:style>
@@ -12359,18 +12204,6 @@
         <w:shd w:val="clear" w:color="auto" w:fill="FBCAA2" w:themeFill="accent6" w:themeFillTint="7F"/>
       </w:tcPr>
     </w:tblStylePr>
-  </w:style>
-  <w:style w:type="paragraph" w:customStyle="1" w:styleId="Moral">
-    <w:name w:val="Moral"/>
-    <w:basedOn w:val="Normal"/>
-    <w:pPr>
-      <w:spacing w:before="160" w:after="0" w:line="276" w:lineRule="auto"/>
-    </w:pPr>
-    <w:rPr>
-      <w:rFonts w:ascii="Arial" w:hAnsi="Arial" w:eastAsia="Arial"/>
-      <w:i/>
-      <w:sz w:val="22"/>
-    </w:rPr>
   </w:style>
 </w:styles>
 </file>

--- a/ru/wisdom-stories/for-those-who-have-reached-sixty.docx
+++ b/ru/wisdom-stories/for-those-who-have-reached-sixty.docx
@@ -37,19 +37,19 @@
     <w:p>
       <w:pPr/>
       <w:r>
-        <w:t>Не переживайте из-за мелочей. Вы уже многое преодолели в своей жизни. У вас были и хорошие, и плохие воспоминания. Не позволяйте прошлому сдерживать вас, а будущему пугать. Чувствуйте себя хорошо сейчас. Мелкие неприятности скоро забудутся.</w:t>
+        <w:t>Не переживайте из-за мелочей. Вы уже многое преодолели в своей жизни. У вас были и хорошие, и плохие воспоминания. Не позволяйте прошлому сдерживать вас, а будущему пугать. Цените сегодняшний день. Мелкие неприятности скоро забудутся.</w:t>
       </w:r>
     </w:p>
     <w:p>
       <w:pPr/>
       <w:r>
-        <w:t>В любом возрасте живите с любовью: к спутнику жизни, семье и самому миру. Пока сохраняются ясность мысли и отзывчивость сердца, душа остаётся молодой.</w:t>
+        <w:t>В любом возрасте живите с любовью: любите спутника жизни, саму жизнь и семью. Пока сохраняются ясность мысли и отзывчивость сердца, вы не стары.</w:t>
       </w:r>
     </w:p>
     <w:p>
       <w:pPr/>
       <w:r>
-        <w:t>Не переставайте ходить к парикмахеру, ухаживайте за ногтями, посещайте дерматолога и стоматолога, пользуйтесь духами и кремами. Когда вы ухожены снаружи, это чувство проникает и внутрь вас, вы чувствуете гордость и силу.</w:t>
+        <w:t>Не забывайте заботиться о себе: ходите к парикмахеру, ухаживайте за ногтями, посещайте дерматолога и стоматолога, пользуйтесь духами и кремами. Опрятный вид хорошо влияет и на настроение, и вы чувствуете себя увереннее и бодрее.</w:t>
       </w:r>
     </w:p>
     <w:p>
@@ -85,7 +85,7 @@
     <w:p>
       <w:pPr/>
       <w:r>
-        <w:t>Выходите из дома, встречайтесь с людьми, которых давно не видели, переживайте что-то новое или заново открывайте для себя старое. Главное – время от времени выходить из дома. Ходите в музеи, гуляйте в парке.</w:t>
+        <w:t>Выходите из дома, встречайтесь с людьми, которых давно не видели, увидьте новые места и освежите старые воспоминания. Главное — не запирайтесь дома. Ходите в музеи, гуляйте в парке.</w:t>
       </w:r>
     </w:p>
     <w:p>
@@ -97,7 +97,7 @@
     <w:p>
       <w:pPr/>
       <w:r>
-        <w:t>Не носите в себе старую боль. Затаённая обида похожа на яд, который человек пьёт сам, надеясь отравить другого. Постарайтесь простить, отпустить прошлое и жить дальше.</w:t>
+        <w:t>Не носите свою боль с собой. Это ранит только вас. Неважно, кто прав. Держать злобу — всё равно что отравить себя и ждать, пока умрёт другой. Никогда не принимайте этот яд. Постарайтесь простить, отпустить прошлое и жить дальше.</w:t>
       </w:r>
     </w:p>
     <w:p>
@@ -119,11 +119,9 @@
         <w:rPr>
           <w:b/>
         </w:rPr>
-        <w:t>Мораль:</w:t>
+        <w:t>Мораль: Период жертвенности когда-нибудь заканчивается; осенью жизни дай и себе право жить. Счастливый человек распространяет счастье и вокруг себя.</w:t>
       </w:r>
-      <w:r>
-        <w:t xml:space="preserve"> Осень жизни — тоже время для радости. Позвольте себе жить, а не только жертвовать собой ради других. Счастливому человеку легче делиться счастьем.</w:t>
-      </w:r>
+      <w:r/>
     </w:p>
     <w:p>
       <w:pPr>
@@ -134,7 +132,7 @@
           <w:i/>
           <w:sz w:val="18"/>
         </w:rPr>
-        <w:t>«История взята из открытых источников Интернета.»</w:t>
+        <w:t>Рассказы взяты из открытых интернет-источников, а иллюстрации созданы с помощью ИИ.</w:t>
       </w:r>
     </w:p>
     <w:sectPr>
